--- a/04-exam-1/Unit 1 to 3 Overview.docx
+++ b/04-exam-1/Unit 1 to 3 Overview.docx
@@ -1,6 +1,6 @@
 
 <file path=word/document.xml><?xml version="1.0" encoding="utf-8"?>
-<w:document xmlns:wpc="http://schemas.microsoft.com/office/word/2010/wordprocessingCanvas" xmlns:cx="http://schemas.microsoft.com/office/drawing/2014/chartex" xmlns:cx1="http://schemas.microsoft.com/office/drawing/2015/9/8/chartex" xmlns:cx2="http://schemas.microsoft.com/office/drawing/2015/10/21/chartex" xmlns:cx3="http://schemas.microsoft.com/office/drawing/2016/5/9/chartex" xmlns:cx4="http://schemas.microsoft.com/office/drawing/2016/5/10/chartex" xmlns:cx5="http://schemas.microsoft.com/office/drawing/2016/5/11/chartex" xmlns:cx6="http://schemas.microsoft.com/office/drawing/2016/5/12/chartex" xmlns:cx7="http://schemas.microsoft.com/office/drawing/2016/5/13/chartex" xmlns:cx8="http://schemas.microsoft.com/office/drawing/2016/5/14/chartex" xmlns:mc="http://schemas.openxmlformats.org/markup-compatibility/2006" xmlns:m="http://schemas.openxmlformats.org/officeDocument/2006/math" xmlns:aink="http://schemas.microsoft.com/office/drawing/2016/ink" xmlns:am3d="http://schemas.microsoft.com/office/drawing/2017/model3d" xmlns:oel="http://schemas.microsoft.com/office/2019/extlst" xmlns:r="http://schemas.openxmlformats.org/officeDocument/2006/relationships" xmlns:wp14="http://schemas.microsoft.com/office/word/2010/wordprocessingDrawing" xmlns:wp="http://schemas.openxmlformats.org/drawingml/2006/wordprocessingDrawing" xmlns:wpg="http://schemas.microsoft.com/office/word/2010/wordprocessingGroup" xmlns:wpi="http://schemas.microsoft.com/office/word/2010/wordprocessingInk" xmlns:wps="http://schemas.microsoft.com/office/word/2010/wordprocessingShape" xmlns:o="urn:schemas-microsoft-com:office:office" xmlns:v="urn:schemas-microsoft-com:vml" xmlns:w10="urn:schemas-microsoft-com:office:word" xmlns:w="http://schemas.openxmlformats.org/wordprocessingml/2006/main" xmlns:w14="http://schemas.microsoft.com/office/word/2010/wordml" xmlns:w15="http://schemas.microsoft.com/office/word/2012/wordml" xmlns:w16cex="http://schemas.microsoft.com/office/word/2018/wordml/cex" xmlns:w16cid="http://schemas.microsoft.com/office/word/2016/wordml/cid" xmlns:w16="http://schemas.microsoft.com/office/word/2018/wordml" xmlns:w16sdtdh="http://schemas.microsoft.com/office/word/2020/wordml/sdtdatahash" xmlns:w16sdtfl="http://schemas.microsoft.com/office/word/2024/wordml/sdtformatlock" xmlns:w16se="http://schemas.microsoft.com/office/word/2015/wordml/symex" xmlns:w16du="http://schemas.microsoft.com/office/word/2023/wordml/word16du" xmlns:wne="http://schemas.microsoft.com/office/word/2006/wordml" mc:Ignorable="w14 w15 w16se w16cid w16 w16cex w16sdtdh w16sdtfl w16du wp14">
+<w:document xmlns:wpc="http://schemas.microsoft.com/office/word/2010/wordprocessingCanvas" xmlns:cx="http://schemas.microsoft.com/office/drawing/2014/chartex" xmlns:cx1="http://schemas.microsoft.com/office/drawing/2015/9/8/chartex" xmlns:cx2="http://schemas.microsoft.com/office/drawing/2015/10/21/chartex" xmlns:cx3="http://schemas.microsoft.com/office/drawing/2016/5/9/chartex" xmlns:cx4="http://schemas.microsoft.com/office/drawing/2016/5/10/chartex" xmlns:cx5="http://schemas.microsoft.com/office/drawing/2016/5/11/chartex" xmlns:cx6="http://schemas.microsoft.com/office/drawing/2016/5/12/chartex" xmlns:cx7="http://schemas.microsoft.com/office/drawing/2016/5/13/chartex" xmlns:cx8="http://schemas.microsoft.com/office/drawing/2016/5/14/chartex" xmlns:mc="http://schemas.openxmlformats.org/markup-compatibility/2006" xmlns:aink="http://schemas.microsoft.com/office/drawing/2016/ink" xmlns:am3d="http://schemas.microsoft.com/office/drawing/2017/model3d" xmlns:o="urn:schemas-microsoft-com:office:office" xmlns:oel="http://schemas.microsoft.com/office/2019/extlst" xmlns:r="http://schemas.openxmlformats.org/officeDocument/2006/relationships" xmlns:m="http://schemas.openxmlformats.org/officeDocument/2006/math" xmlns:v="urn:schemas-microsoft-com:vml" xmlns:wp14="http://schemas.microsoft.com/office/word/2010/wordprocessingDrawing" xmlns:wp="http://schemas.openxmlformats.org/drawingml/2006/wordprocessingDrawing" xmlns:w10="urn:schemas-microsoft-com:office:word" xmlns:w="http://schemas.openxmlformats.org/wordprocessingml/2006/main" xmlns:w14="http://schemas.microsoft.com/office/word/2010/wordml" xmlns:w15="http://schemas.microsoft.com/office/word/2012/wordml" xmlns:w16cex="http://schemas.microsoft.com/office/word/2018/wordml/cex" xmlns:w16cid="http://schemas.microsoft.com/office/word/2016/wordml/cid" xmlns:w16="http://schemas.microsoft.com/office/word/2018/wordml" xmlns:w16du="http://schemas.microsoft.com/office/word/2023/wordml/word16du" xmlns:w16sdtdh="http://schemas.microsoft.com/office/word/2020/wordml/sdtdatahash" xmlns:w16sdtfl="http://schemas.microsoft.com/office/word/2024/wordml/sdtformatlock" xmlns:w16se="http://schemas.microsoft.com/office/word/2015/wordml/symex" xmlns:wpg="http://schemas.microsoft.com/office/word/2010/wordprocessingGroup" xmlns:wpi="http://schemas.microsoft.com/office/word/2010/wordprocessingInk" xmlns:wne="http://schemas.microsoft.com/office/word/2006/wordml" xmlns:wps="http://schemas.microsoft.com/office/word/2010/wordprocessingShape" mc:Ignorable="w14 w15 w16se w16cid w16 w16cex w16sdtdh w16sdtfl w16du wp14">
   <w:body>
     <w:p>
       <w:pPr>
@@ -25,6 +25,9 @@
         <w:spacing w:line="240" w:lineRule="auto"/>
       </w:pPr>
       <w:r>
+        <w:rPr>
+          <w:highlight w:val="yellow"/>
+        </w:rPr>
         <w:t>Eras of analytics:</w:t>
       </w:r>
     </w:p>
@@ -141,6 +144,9 @@
         <w:spacing w:line="240" w:lineRule="auto"/>
       </w:pPr>
       <w:r>
+        <w:rPr>
+          <w:highlight w:val="yellow"/>
+        </w:rPr>
         <w:t>Moneyball story:</w:t>
       </w:r>
     </w:p>
@@ -294,6 +300,9 @@
         <w:spacing w:line="240" w:lineRule="auto"/>
       </w:pPr>
       <w:r>
+        <w:rPr>
+          <w:highlight w:val="yellow"/>
+        </w:rPr>
         <w:t>Types of analytical questions</w:t>
       </w:r>
     </w:p>
@@ -346,7 +355,13 @@
         <w:spacing w:line="240" w:lineRule="auto"/>
       </w:pPr>
       <w:r>
-        <w:t>Prescriptive: What should we do? Compares actions and supports recommendations.</w:t>
+        <w:rPr>
+          <w:highlight w:val="yellow"/>
+        </w:rPr>
+        <w:t>Prescriptive</w:t>
+      </w:r>
+      <w:r>
+        <w:t>: What should we do? Compares actions and supports recommendations.</w:t>
       </w:r>
     </w:p>
     <w:p>
@@ -416,6 +431,9 @@
         </w:rPr>
       </w:pPr>
       <w:r>
+        <w:rPr>
+          <w:highlight w:val="yellow"/>
+        </w:rPr>
         <w:t>Streetlight effect</w:t>
       </w:r>
       <w:r>
@@ -487,8 +505,14 @@
           <w:numId w:val="4"/>
         </w:numPr>
         <w:spacing w:line="240" w:lineRule="auto"/>
-      </w:pPr>
-      <w:r>
+        <w:rPr>
+          <w:highlight w:val="yellow"/>
+        </w:rPr>
+      </w:pPr>
+      <w:r>
+        <w:rPr>
+          <w:highlight w:val="yellow"/>
+        </w:rPr>
         <w:t>Exploratory analysis legitimately identifies patterns and generates questions.</w:t>
       </w:r>
     </w:p>
@@ -717,6 +741,7 @@
         <w:rPr>
           <w:rFonts w:eastAsia="Times New Roman" w:cs="Times New Roman"/>
           <w:kern w:val="0"/>
+          <w:highlight w:val="yellow"/>
           <w14:ligatures w14:val="none"/>
         </w:rPr>
         <w:t xml:space="preserve">Avoiding causal </w:t>
@@ -725,6 +750,7 @@
         <w:rPr>
           <w:rFonts w:eastAsia="Times New Roman" w:cs="Times New Roman"/>
           <w:kern w:val="0"/>
+          <w:highlight w:val="yellow"/>
           <w14:ligatures w14:val="none"/>
         </w:rPr>
         <w:t>language</w:t>
@@ -848,13 +874,15 @@
         <w:rPr>
           <w:rFonts w:eastAsia="Times New Roman" w:cs="Times New Roman"/>
           <w:kern w:val="0"/>
-          <w14:ligatures w14:val="none"/>
-        </w:rPr>
-      </w:pPr>
-      <w:r>
-        <w:rPr>
-          <w:rFonts w:eastAsia="Times New Roman" w:cs="Times New Roman"/>
-          <w:kern w:val="0"/>
+          <w:highlight w:val="yellow"/>
+          <w14:ligatures w14:val="none"/>
+        </w:rPr>
+      </w:pPr>
+      <w:r>
+        <w:rPr>
+          <w:rFonts w:eastAsia="Times New Roman" w:cs="Times New Roman"/>
+          <w:kern w:val="0"/>
+          <w:highlight w:val="yellow"/>
           <w14:ligatures w14:val="none"/>
         </w:rPr>
         <w:t xml:space="preserve">Observation and video coding: Can capture context and nuanced </w:t>
@@ -864,6 +892,7 @@
         <w:rPr>
           <w:rFonts w:eastAsia="Times New Roman" w:cs="Times New Roman"/>
           <w:kern w:val="0"/>
+          <w:highlight w:val="yellow"/>
           <w14:ligatures w14:val="none"/>
         </w:rPr>
         <w:t>behavior</w:t>
@@ -873,6 +902,7 @@
         <w:rPr>
           <w:rFonts w:eastAsia="Times New Roman" w:cs="Times New Roman"/>
           <w:kern w:val="0"/>
+          <w:highlight w:val="yellow"/>
           <w14:ligatures w14:val="none"/>
         </w:rPr>
         <w:t>, but depend on definitions, observer judgment, and time.</w:t>
@@ -1072,6 +1102,7 @@
         <w:rPr>
           <w:rFonts w:eastAsia="Times New Roman" w:cs="Times New Roman"/>
           <w:kern w:val="0"/>
+          <w:highlight w:val="yellow"/>
           <w14:ligatures w14:val="none"/>
         </w:rPr>
         <w:t>Reliability and validity</w:t>
@@ -1199,13 +1230,15 @@
         <w:rPr>
           <w:rFonts w:eastAsia="Times New Roman" w:cs="Times New Roman"/>
           <w:kern w:val="0"/>
-          <w14:ligatures w14:val="none"/>
-        </w:rPr>
-      </w:pPr>
-      <w:r>
-        <w:rPr>
-          <w:rFonts w:eastAsia="Times New Roman" w:cs="Times New Roman"/>
-          <w:kern w:val="0"/>
+          <w:highlight w:val="yellow"/>
+          <w14:ligatures w14:val="none"/>
+        </w:rPr>
+      </w:pPr>
+      <w:r>
+        <w:rPr>
+          <w:rFonts w:eastAsia="Times New Roman" w:cs="Times New Roman"/>
+          <w:kern w:val="0"/>
+          <w:highlight w:val="yellow"/>
           <w14:ligatures w14:val="none"/>
         </w:rPr>
         <w:t>Ethics – pick one</w:t>
@@ -1222,13 +1255,15 @@
         <w:rPr>
           <w:rFonts w:eastAsia="Times New Roman" w:cs="Times New Roman"/>
           <w:kern w:val="0"/>
-          <w14:ligatures w14:val="none"/>
-        </w:rPr>
-      </w:pPr>
-      <w:r>
-        <w:rPr>
-          <w:rFonts w:eastAsia="Times New Roman" w:cs="Times New Roman"/>
-          <w:kern w:val="0"/>
+          <w:highlight w:val="yellow"/>
+          <w14:ligatures w14:val="none"/>
+        </w:rPr>
+      </w:pPr>
+      <w:r>
+        <w:rPr>
+          <w:rFonts w:eastAsia="Times New Roman" w:cs="Times New Roman"/>
+          <w:kern w:val="0"/>
+          <w:highlight w:val="yellow"/>
           <w14:ligatures w14:val="none"/>
         </w:rPr>
         <w:t>Consent and ownership of data</w:t>
@@ -1245,6 +1280,7 @@
         <w:rPr>
           <w:rFonts w:eastAsia="Times New Roman" w:cs="Times New Roman"/>
           <w:kern w:val="0"/>
+          <w:highlight w:val="yellow"/>
           <w14:ligatures w14:val="none"/>
         </w:rPr>
       </w:pPr>
@@ -1253,6 +1289,7 @@
         <w:rPr>
           <w:rFonts w:eastAsia="Times New Roman" w:cs="Times New Roman"/>
           <w:kern w:val="0"/>
+          <w:highlight w:val="yellow"/>
           <w14:ligatures w14:val="none"/>
         </w:rPr>
         <w:t>Weponization</w:t>
@@ -1262,6 +1299,7 @@
         <w:rPr>
           <w:rFonts w:eastAsia="Times New Roman" w:cs="Times New Roman"/>
           <w:kern w:val="0"/>
+          <w:highlight w:val="yellow"/>
           <w14:ligatures w14:val="none"/>
         </w:rPr>
         <w:t xml:space="preserve"> of data</w:t>
@@ -1285,6 +1323,7 @@
         <w:rPr>
           <w:rFonts w:eastAsia="Times New Roman" w:cs="Times New Roman"/>
           <w:kern w:val="0"/>
+          <w:highlight w:val="yellow"/>
           <w14:ligatures w14:val="none"/>
         </w:rPr>
         <w:t>Resource divide</w:t>
@@ -1384,13 +1423,15 @@
         <w:rPr>
           <w:rFonts w:eastAsia="Times New Roman" w:cs="Times New Roman"/>
           <w:kern w:val="0"/>
-          <w14:ligatures w14:val="none"/>
-        </w:rPr>
-      </w:pPr>
-      <w:r>
-        <w:rPr>
-          <w:rFonts w:eastAsia="Times New Roman" w:cs="Times New Roman"/>
-          <w:kern w:val="0"/>
+          <w:highlight w:val="yellow"/>
+          <w14:ligatures w14:val="none"/>
+        </w:rPr>
+      </w:pPr>
+      <w:r>
+        <w:rPr>
+          <w:rFonts w:eastAsia="Times New Roman" w:cs="Times New Roman"/>
+          <w:kern w:val="0"/>
+          <w:highlight w:val="yellow"/>
           <w14:ligatures w14:val="none"/>
         </w:rPr>
         <w:t xml:space="preserve">Categorical: ordinal, nominal </w:t>
@@ -1407,13 +1448,15 @@
         <w:rPr>
           <w:rFonts w:eastAsia="Times New Roman" w:cs="Times New Roman"/>
           <w:kern w:val="0"/>
-          <w14:ligatures w14:val="none"/>
-        </w:rPr>
-      </w:pPr>
-      <w:r>
-        <w:rPr>
-          <w:rFonts w:eastAsia="Times New Roman" w:cs="Times New Roman"/>
-          <w:kern w:val="0"/>
+          <w:highlight w:val="yellow"/>
+          <w14:ligatures w14:val="none"/>
+        </w:rPr>
+      </w:pPr>
+      <w:r>
+        <w:rPr>
+          <w:rFonts w:eastAsia="Times New Roman" w:cs="Times New Roman"/>
+          <w:kern w:val="0"/>
+          <w:highlight w:val="yellow"/>
           <w14:ligatures w14:val="none"/>
         </w:rPr>
         <w:t>Numerical: continuous, discrete</w:t>
@@ -1503,13 +1546,15 @@
         <w:rPr>
           <w:rFonts w:eastAsia="Times New Roman" w:cs="Times New Roman"/>
           <w:kern w:val="0"/>
-          <w14:ligatures w14:val="none"/>
-        </w:rPr>
-      </w:pPr>
-      <w:r>
-        <w:rPr>
-          <w:rFonts w:eastAsia="Times New Roman" w:cs="Times New Roman"/>
-          <w:kern w:val="0"/>
+          <w:highlight w:val="yellow"/>
+          <w14:ligatures w14:val="none"/>
+        </w:rPr>
+      </w:pPr>
+      <w:r>
+        <w:rPr>
+          <w:rFonts w:eastAsia="Times New Roman" w:cs="Times New Roman"/>
+          <w:kern w:val="0"/>
+          <w:highlight w:val="yellow"/>
           <w14:ligatures w14:val="none"/>
         </w:rPr>
         <w:t>Wide vs long</w:t>
@@ -1676,13 +1721,15 @@
         <w:rPr>
           <w:rFonts w:eastAsia="Times New Roman" w:cs="Times New Roman"/>
           <w:kern w:val="0"/>
-          <w14:ligatures w14:val="none"/>
-        </w:rPr>
-      </w:pPr>
-      <w:r>
-        <w:rPr>
-          <w:rFonts w:eastAsia="Times New Roman" w:cs="Times New Roman"/>
-          <w:kern w:val="0"/>
+          <w:highlight w:val="yellow"/>
+          <w14:ligatures w14:val="none"/>
+        </w:rPr>
+      </w:pPr>
+      <w:r>
+        <w:rPr>
+          <w:rFonts w:eastAsia="Times New Roman" w:cs="Times New Roman"/>
+          <w:kern w:val="0"/>
+          <w:highlight w:val="yellow"/>
           <w14:ligatures w14:val="none"/>
         </w:rPr>
         <w:t>How accuracy related to attributes</w:t>
@@ -1763,13 +1810,15 @@
         <w:rPr>
           <w:rFonts w:eastAsia="Times New Roman" w:cs="Times New Roman"/>
           <w:kern w:val="0"/>
-          <w14:ligatures w14:val="none"/>
-        </w:rPr>
-      </w:pPr>
-      <w:r>
-        <w:rPr>
-          <w:rFonts w:eastAsia="Times New Roman" w:cs="Times New Roman"/>
-          <w:kern w:val="0"/>
+          <w:highlight w:val="yellow"/>
+          <w14:ligatures w14:val="none"/>
+        </w:rPr>
+      </w:pPr>
+      <w:r>
+        <w:rPr>
+          <w:rFonts w:eastAsia="Times New Roman" w:cs="Times New Roman"/>
+          <w:kern w:val="0"/>
+          <w:highlight w:val="yellow"/>
           <w14:ligatures w14:val="none"/>
         </w:rPr>
         <w:t>Comparisons</w:t>
@@ -1786,13 +1835,15 @@
         <w:rPr>
           <w:rFonts w:eastAsia="Times New Roman" w:cs="Times New Roman"/>
           <w:kern w:val="0"/>
-          <w14:ligatures w14:val="none"/>
-        </w:rPr>
-      </w:pPr>
-      <w:r>
-        <w:rPr>
-          <w:rFonts w:eastAsia="Times New Roman" w:cs="Times New Roman"/>
-          <w:kern w:val="0"/>
+          <w:highlight w:val="yellow"/>
+          <w14:ligatures w14:val="none"/>
+        </w:rPr>
+      </w:pPr>
+      <w:r>
+        <w:rPr>
+          <w:rFonts w:eastAsia="Times New Roman" w:cs="Times New Roman"/>
+          <w:kern w:val="0"/>
+          <w:highlight w:val="yellow"/>
           <w14:ligatures w14:val="none"/>
         </w:rPr>
         <w:t>Distribution</w:t>
@@ -1809,13 +1860,15 @@
         <w:rPr>
           <w:rFonts w:eastAsia="Times New Roman" w:cs="Times New Roman"/>
           <w:kern w:val="0"/>
-          <w14:ligatures w14:val="none"/>
-        </w:rPr>
-      </w:pPr>
-      <w:r>
-        <w:rPr>
-          <w:rFonts w:eastAsia="Times New Roman" w:cs="Times New Roman"/>
-          <w:kern w:val="0"/>
+          <w:highlight w:val="yellow"/>
+          <w14:ligatures w14:val="none"/>
+        </w:rPr>
+      </w:pPr>
+      <w:r>
+        <w:rPr>
+          <w:rFonts w:eastAsia="Times New Roman" w:cs="Times New Roman"/>
+          <w:kern w:val="0"/>
+          <w:highlight w:val="yellow"/>
           <w14:ligatures w14:val="none"/>
         </w:rPr>
         <w:t>Relationship</w:t>
@@ -1945,7 +1998,24 @@
           <w:kern w:val="0"/>
           <w14:ligatures w14:val="none"/>
         </w:rPr>
-        <w:t>Mean median mode</w:t>
+        <w:t xml:space="preserve">Mean </w:t>
+      </w:r>
+      <w:r>
+        <w:rPr>
+          <w:rFonts w:eastAsia="Times New Roman" w:cs="Times New Roman"/>
+          <w:kern w:val="0"/>
+          <w:highlight w:val="yellow"/>
+          <w14:ligatures w14:val="none"/>
+        </w:rPr>
+        <w:t>median</w:t>
+      </w:r>
+      <w:r>
+        <w:rPr>
+          <w:rFonts w:eastAsia="Times New Roman" w:cs="Times New Roman"/>
+          <w:kern w:val="0"/>
+          <w14:ligatures w14:val="none"/>
+        </w:rPr>
+        <w:t xml:space="preserve"> mode</w:t>
       </w:r>
     </w:p>
     <w:p>
@@ -2011,6 +2081,7 @@
         <w:rPr>
           <w:rFonts w:eastAsia="Times New Roman" w:cs="Times New Roman"/>
           <w:kern w:val="0"/>
+          <w:highlight w:val="yellow"/>
           <w14:ligatures w14:val="none"/>
         </w:rPr>
         <w:t>sd</w:t>
@@ -2078,7 +2149,24 @@
           <w:kern w:val="0"/>
           <w14:ligatures w14:val="none"/>
         </w:rPr>
-        <w:t xml:space="preserve">How might data be distributed (normal vs skewed, symmetric vs </w:t>
+        <w:t xml:space="preserve">How might data be distributed (normal vs </w:t>
+      </w:r>
+      <w:r>
+        <w:rPr>
+          <w:rFonts w:eastAsia="Times New Roman" w:cs="Times New Roman"/>
+          <w:kern w:val="0"/>
+          <w:highlight w:val="yellow"/>
+          <w14:ligatures w14:val="none"/>
+        </w:rPr>
+        <w:t>skewed</w:t>
+      </w:r>
+      <w:r>
+        <w:rPr>
+          <w:rFonts w:eastAsia="Times New Roman" w:cs="Times New Roman"/>
+          <w:kern w:val="0"/>
+          <w14:ligatures w14:val="none"/>
+        </w:rPr>
+        <w:t xml:space="preserve">, symmetric vs </w:t>
       </w:r>
       <w:r>
         <w:rPr>
@@ -2181,13 +2269,15 @@
         <w:rPr>
           <w:rFonts w:eastAsia="Times New Roman" w:cs="Times New Roman"/>
           <w:kern w:val="0"/>
-          <w14:ligatures w14:val="none"/>
-        </w:rPr>
-      </w:pPr>
-      <w:r>
-        <w:rPr>
-          <w:rFonts w:eastAsia="Times New Roman" w:cs="Times New Roman"/>
-          <w:kern w:val="0"/>
+          <w:highlight w:val="yellow"/>
+          <w14:ligatures w14:val="none"/>
+        </w:rPr>
+      </w:pPr>
+      <w:r>
+        <w:rPr>
+          <w:rFonts w:eastAsia="Times New Roman" w:cs="Times New Roman"/>
+          <w:kern w:val="0"/>
+          <w:highlight w:val="yellow"/>
           <w14:ligatures w14:val="none"/>
         </w:rPr>
         <w:t>Simpsons paradox</w:t>
@@ -2261,13 +2351,15 @@
         <w:rPr>
           <w:rFonts w:eastAsia="Times New Roman" w:cs="Times New Roman"/>
           <w:kern w:val="0"/>
-          <w14:ligatures w14:val="none"/>
-        </w:rPr>
-      </w:pPr>
-      <w:r>
-        <w:rPr>
-          <w:rFonts w:eastAsia="Times New Roman" w:cs="Times New Roman"/>
-          <w:kern w:val="0"/>
+          <w:highlight w:val="yellow"/>
+          <w14:ligatures w14:val="none"/>
+        </w:rPr>
+      </w:pPr>
+      <w:r>
+        <w:rPr>
+          <w:rFonts w:eastAsia="Times New Roman" w:cs="Times New Roman"/>
+          <w:kern w:val="0"/>
+          <w:highlight w:val="yellow"/>
           <w14:ligatures w14:val="none"/>
         </w:rPr>
         <w:t>Anscombe’s</w:t>
@@ -2276,6 +2368,7 @@
         <w:rPr>
           <w:rFonts w:eastAsia="Times New Roman" w:cs="Times New Roman"/>
           <w:kern w:val="0"/>
+          <w:highlight w:val="yellow"/>
           <w14:ligatures w14:val="none"/>
         </w:rPr>
         <w:t xml:space="preserve"> quartet</w:t>
@@ -2629,7 +2722,7 @@
 </file>
 
 <file path=word/numbering.xml><?xml version="1.0" encoding="utf-8"?>
-<w:numbering xmlns:wpc="http://schemas.microsoft.com/office/word/2010/wordprocessingCanvas" xmlns:cx="http://schemas.microsoft.com/office/drawing/2014/chartex" xmlns:cx1="http://schemas.microsoft.com/office/drawing/2015/9/8/chartex" xmlns:cx2="http://schemas.microsoft.com/office/drawing/2015/10/21/chartex" xmlns:cx3="http://schemas.microsoft.com/office/drawing/2016/5/9/chartex" xmlns:cx4="http://schemas.microsoft.com/office/drawing/2016/5/10/chartex" xmlns:cx5="http://schemas.microsoft.com/office/drawing/2016/5/11/chartex" xmlns:cx6="http://schemas.microsoft.com/office/drawing/2016/5/12/chartex" xmlns:cx7="http://schemas.microsoft.com/office/drawing/2016/5/13/chartex" xmlns:cx8="http://schemas.microsoft.com/office/drawing/2016/5/14/chartex" xmlns:mc="http://schemas.openxmlformats.org/markup-compatibility/2006" xmlns:m="http://schemas.openxmlformats.org/officeDocument/2006/math" xmlns:aink="http://schemas.microsoft.com/office/drawing/2016/ink" xmlns:am3d="http://schemas.microsoft.com/office/drawing/2017/model3d" xmlns:oel="http://schemas.microsoft.com/office/2019/extlst" xmlns:r="http://schemas.openxmlformats.org/officeDocument/2006/relationships" xmlns:wp14="http://schemas.microsoft.com/office/word/2010/wordprocessingDrawing" xmlns:wp="http://schemas.openxmlformats.org/drawingml/2006/wordprocessingDrawing" xmlns:wpg="http://schemas.microsoft.com/office/word/2010/wordprocessingGroup" xmlns:wpi="http://schemas.microsoft.com/office/word/2010/wordprocessingInk" xmlns:wps="http://schemas.microsoft.com/office/word/2010/wordprocessingShape" xmlns:o="urn:schemas-microsoft-com:office:office" xmlns:v="urn:schemas-microsoft-com:vml" xmlns:w10="urn:schemas-microsoft-com:office:word" xmlns:w="http://schemas.openxmlformats.org/wordprocessingml/2006/main" xmlns:w14="http://schemas.microsoft.com/office/word/2010/wordml" xmlns:w15="http://schemas.microsoft.com/office/word/2012/wordml" xmlns:w16cex="http://schemas.microsoft.com/office/word/2018/wordml/cex" xmlns:w16cid="http://schemas.microsoft.com/office/word/2016/wordml/cid" xmlns:w16="http://schemas.microsoft.com/office/word/2018/wordml" xmlns:w16sdtdh="http://schemas.microsoft.com/office/word/2020/wordml/sdtdatahash" xmlns:w16sdtfl="http://schemas.microsoft.com/office/word/2024/wordml/sdtformatlock" xmlns:w16se="http://schemas.microsoft.com/office/word/2015/wordml/symex" xmlns:w16du="http://schemas.microsoft.com/office/word/2023/wordml/word16du" xmlns:wne="http://schemas.microsoft.com/office/word/2006/wordml" mc:Ignorable="w14 w15 w16se w16cid w16 w16cex w16sdtdh w16sdtfl w16du wp14">
+<w:numbering xmlns:wpc="http://schemas.microsoft.com/office/word/2010/wordprocessingCanvas" xmlns:cx="http://schemas.microsoft.com/office/drawing/2014/chartex" xmlns:cx1="http://schemas.microsoft.com/office/drawing/2015/9/8/chartex" xmlns:cx2="http://schemas.microsoft.com/office/drawing/2015/10/21/chartex" xmlns:cx3="http://schemas.microsoft.com/office/drawing/2016/5/9/chartex" xmlns:cx4="http://schemas.microsoft.com/office/drawing/2016/5/10/chartex" xmlns:cx5="http://schemas.microsoft.com/office/drawing/2016/5/11/chartex" xmlns:cx6="http://schemas.microsoft.com/office/drawing/2016/5/12/chartex" xmlns:cx7="http://schemas.microsoft.com/office/drawing/2016/5/13/chartex" xmlns:cx8="http://schemas.microsoft.com/office/drawing/2016/5/14/chartex" xmlns:mc="http://schemas.openxmlformats.org/markup-compatibility/2006" xmlns:aink="http://schemas.microsoft.com/office/drawing/2016/ink" xmlns:am3d="http://schemas.microsoft.com/office/drawing/2017/model3d" xmlns:o="urn:schemas-microsoft-com:office:office" xmlns:oel="http://schemas.microsoft.com/office/2019/extlst" xmlns:r="http://schemas.openxmlformats.org/officeDocument/2006/relationships" xmlns:m="http://schemas.openxmlformats.org/officeDocument/2006/math" xmlns:v="urn:schemas-microsoft-com:vml" xmlns:wp14="http://schemas.microsoft.com/office/word/2010/wordprocessingDrawing" xmlns:wp="http://schemas.openxmlformats.org/drawingml/2006/wordprocessingDrawing" xmlns:w10="urn:schemas-microsoft-com:office:word" xmlns:w="http://schemas.openxmlformats.org/wordprocessingml/2006/main" xmlns:w14="http://schemas.microsoft.com/office/word/2010/wordml" xmlns:w15="http://schemas.microsoft.com/office/word/2012/wordml" xmlns:w16cex="http://schemas.microsoft.com/office/word/2018/wordml/cex" xmlns:w16cid="http://schemas.microsoft.com/office/word/2016/wordml/cid" xmlns:w16="http://schemas.microsoft.com/office/word/2018/wordml" xmlns:w16du="http://schemas.microsoft.com/office/word/2023/wordml/word16du" xmlns:w16sdtdh="http://schemas.microsoft.com/office/word/2020/wordml/sdtdatahash" xmlns:w16sdtfl="http://schemas.microsoft.com/office/word/2024/wordml/sdtformatlock" xmlns:w16se="http://schemas.microsoft.com/office/word/2015/wordml/symex" xmlns:wpg="http://schemas.microsoft.com/office/word/2010/wordprocessingGroup" xmlns:wpi="http://schemas.microsoft.com/office/word/2010/wordprocessingInk" xmlns:wne="http://schemas.microsoft.com/office/word/2006/wordml" xmlns:wps="http://schemas.microsoft.com/office/word/2010/wordprocessingShape" mc:Ignorable="w14 w15 w16se w16cid w16 w16cex w16sdtdh w16sdtfl w16du wp14">
   <w:abstractNum w:abstractNumId="0" w15:restartNumberingAfterBreak="0">
     <w:nsid w:val="02C1676E"/>
     <w:multiLevelType w:val="multilevel"/>
@@ -5438,7 +5531,7 @@
 </file>
 
 <file path=word/styles.xml><?xml version="1.0" encoding="utf-8"?>
-<w:styles xmlns:mc="http://schemas.openxmlformats.org/markup-compatibility/2006" xmlns:r="http://schemas.openxmlformats.org/officeDocument/2006/relationships" xmlns:w="http://schemas.openxmlformats.org/wordprocessingml/2006/main" xmlns:w14="http://schemas.microsoft.com/office/word/2010/wordml" xmlns:w15="http://schemas.microsoft.com/office/word/2012/wordml" xmlns:w16cex="http://schemas.microsoft.com/office/word/2018/wordml/cex" xmlns:w16cid="http://schemas.microsoft.com/office/word/2016/wordml/cid" xmlns:w16="http://schemas.microsoft.com/office/word/2018/wordml" xmlns:w16sdtdh="http://schemas.microsoft.com/office/word/2020/wordml/sdtdatahash" xmlns:w16sdtfl="http://schemas.microsoft.com/office/word/2024/wordml/sdtformatlock" xmlns:w16se="http://schemas.microsoft.com/office/word/2015/wordml/symex" xmlns:w16du="http://schemas.microsoft.com/office/word/2023/wordml/word16du" mc:Ignorable="w14 w15 w16se w16cid w16 w16cex w16sdtdh w16sdtfl w16du">
+<w:styles xmlns:mc="http://schemas.openxmlformats.org/markup-compatibility/2006" xmlns:r="http://schemas.openxmlformats.org/officeDocument/2006/relationships" xmlns:w="http://schemas.openxmlformats.org/wordprocessingml/2006/main" xmlns:w14="http://schemas.microsoft.com/office/word/2010/wordml" xmlns:w15="http://schemas.microsoft.com/office/word/2012/wordml" xmlns:w16cex="http://schemas.microsoft.com/office/word/2018/wordml/cex" xmlns:w16cid="http://schemas.microsoft.com/office/word/2016/wordml/cid" xmlns:w16="http://schemas.microsoft.com/office/word/2018/wordml" xmlns:w16du="http://schemas.microsoft.com/office/word/2023/wordml/word16du" xmlns:w16sdtdh="http://schemas.microsoft.com/office/word/2020/wordml/sdtdatahash" xmlns:w16sdtfl="http://schemas.microsoft.com/office/word/2024/wordml/sdtformatlock" xmlns:w16se="http://schemas.microsoft.com/office/word/2015/wordml/symex" mc:Ignorable="w14 w15 w16se w16cid w16 w16cex w16sdtdh w16sdtfl w16du">
   <w:docDefaults>
     <w:rPrDefault>
       <w:rPr>
